--- a/08_Problem8_Roll_Rate_Modeling/reports/financial_impact_reporting_packaging/Roll_Rate_Financial_Impact_Report.docx
+++ b/08_Problem8_Roll_Rate_Modeling/reports/financial_impact_reporting_packaging/Roll_Rate_Financial_Impact_Report.docx
@@ -42,6 +42,38 @@
     <w:p>
       <w:r>
         <w:t>The empirical Markov roll-rate technique validated in Notebooks 46-48 tracks each customer's delinquency severity state (Low Severity, Moderate Severity, Severe) statement-by-statement, from a composite z-score fit on 89 monitored features, and flags a customer ESCALATED whenever their OBSERVED last transition moved to a strictly worse state -- an observed behavioral event, genuinely different from Problem 6's trained recency model and Problem 7's statistical deviation count. This technique is currently RECOMMENDED for production. It correctly flags 933 of 23,461 real defaulters (4.0% capture) among customers with an observed last transition -- an exact, measured count -- alongside 3,109 false positives. The two hard-gate KPIs are: a severe/low default-rate ratio of 107.21x (95% CI [92.78x, 125.17x]), which meets its target, and a transition coherence gap of 0.9557 (95% CI [0.9550, 0.9564]), which meets its target. At an ASSUMPTION 18% intervention success rate, net of an ASSUMPTION $20 per-false-positive review cost, this is estimated to net $315,820 of benefit per monthly-equivalent cycle, for an estimated 0.1 months payback on a $40,000 implementation investment.</w:t>
+      </w:r>
+    </w:p>
+    <w:p>
+      <w:r>
+        <w:rPr>
+          <w:b/>
+        </w:rPr>
+        <w:t>Business Impact — Modeled Estimate, Not Audited Value</w:t>
+      </w:r>
+    </w:p>
+    <w:p>
+      <w:r>
+        <w:rPr>
+          <w:b w:val="0"/>
+        </w:rPr>
+        <w:t>The $315,820 estimated net benefit per cycle is a self-computed business-impact model built under this report's own stated ASSUMPTION (18% intervention success rate, $20 per-false-positive review cost) — it has not been audited by a third party or realized inside a live institution.</w:t>
+      </w:r>
+    </w:p>
+    <w:p>
+      <w:r>
+        <w:rPr>
+          <w:b/>
+        </w:rPr>
+        <w:t>Independent Audit Status</w:t>
+      </w:r>
+    </w:p>
+    <w:p>
+      <w:r>
+        <w:rPr>
+          <w:b w:val="0"/>
+        </w:rPr>
+        <w:t>This project was developed as an independent portfolio body of work and has not undergone formal validation, audit, or sign-off by a financial institution's model risk management (SR 11-7 or equivalent) function, a third-party auditor, or a regulator. All model outputs, risk metrics, and business-impact figures in this report are self-computed under the assumptions stated herein and have not been realized in a live production environment at a financial institution.</w:t>
       </w:r>
     </w:p>
     <w:p>
